--- a/Decoupe/00_Sommaire_et_intro.docx
+++ b/Decoupe/00_Sommaire_et_intro.docx
@@ -51,7 +51,7 @@
         <w:jc w:val="both"/>
       </w:pPr>
       <w:r>
-        <w:t>Un meurtre. Treize convives. Une enquêtrice. Une heure pour tout démêler avant le dîner. Le jeu se joue en quatre actes, dans quatre environnements qui s’ouvrent un à un. Le Maître du Jeu — Sir Amaury, mari de Chloé et maître du Domaine — orchestre la soirée.</w:t>
+        <w:t>Très chers lecteurs, le Domaine des Beuhaies vous accueille pour une soirée comme on n’en donne plus guère : un meurtre élégant, treize convives bien nés, une enquêtrice à la plume affûtée, et une heure — pas une de plus — pour démêler les fils avant que la table ne soit dressée. Le jeu se joue en quatre actes, dans quatre lieux qui s’ouvrent un à un sous la baguette du Maître du Jeu — Sir Amaury, mari de Chloé, maître du Domaine, et chef d’orchestre discret de cette comédie tragique.</w:t>
       </w:r>
     </w:p>
     <w:p>
@@ -186,10 +186,10 @@
           <w:b/>
           <w:bCs/>
         </w:rPr>
-        <w:t>Lady Léa de Pavy</w:t>
-      </w:r>
-      <w:r>
-        <w:t xml:space="preserve"> (Léa) — romancière, vivait son atelier d’écriture dans la dépendance du Domaine. Maître-chanteuse discrète : c’est ainsi qu’elle gagnait sa vie.</w:t>
+        <w:t xml:space="preserve">Lady Léa de Pavy (Léa) — romancière à la plume mordante, tenait son atelier d’écriture dans la dépendance du Domaine, et arrondissait ses fins de mois par quelques chantages discrets — l’art du silence se monnayait fort bien chez elle.</w:t>
+      </w:r>
+      <w:r>
+        <w:t xml:space="preserve"/>
       </w:r>
     </w:p>
     <w:p>

--- a/Decoupe/00_Sommaire_et_intro.docx
+++ b/Decoupe/00_Sommaire_et_intro.docx
@@ -1,6 +1,6 @@
 
 <file path=word/document.xml><?xml version="1.0" encoding="utf-8"?>
-<w:document xmlns:wpc="http://schemas.microsoft.com/office/word/2010/wordprocessingCanvas" xmlns:cx="http://schemas.microsoft.com/office/drawing/2014/chartex" xmlns:mc="http://schemas.openxmlformats.org/markup-compatibility/2006" xmlns:o="urn:schemas-microsoft-com:office:office" xmlns:r="http://schemas.openxmlformats.org/officeDocument/2006/relationships" xmlns:m="http://schemas.openxmlformats.org/officeDocument/2006/math" xmlns:v="urn:schemas-microsoft-com:vml" xmlns:wp14="http://schemas.microsoft.com/office/word/2010/wordprocessingDrawing" xmlns:wp="http://schemas.openxmlformats.org/drawingml/2006/wordprocessingDrawing" xmlns:w10="urn:schemas-microsoft-com:office:word" xmlns:w="http://schemas.openxmlformats.org/wordprocessingml/2006/main" xmlns:w14="http://schemas.microsoft.com/office/word/2010/wordml" xmlns:w15="http://schemas.microsoft.com/office/word/2012/wordml" xmlns:wpg="http://schemas.microsoft.com/office/word/2010/wordprocessingGroup" xmlns:wpi="http://schemas.microsoft.com/office/word/2010/wordprocessingInk" xmlns:wne="http://schemas.microsoft.com/office/word/2006/wordml" xmlns:wps="http://schemas.microsoft.com/office/word/2010/wordprocessingShape" mc:Ignorable="w14 w15 wp14">
+<w:document xmlns:ns1="http://schemas.openxmlformats.org/markup-compatibility/2006" xmlns:w="http://schemas.openxmlformats.org/wordprocessingml/2006/main" ns1:Ignorable="w14 w15 wp14">
   <w:body>
     <w:p>
       <w:pPr>
@@ -51,7 +51,7 @@
         <w:jc w:val="both"/>
       </w:pPr>
       <w:r>
-        <w:t>Très chers lecteurs, le Domaine des Beuhaies vous accueille pour une soirée comme on n’en donne plus guère : un meurtre élégant, treize convives bien nés (la victime comprise), une enquêtrice à la plume affûtée, et une heure — pas une de plus — pour démêler les fils avant que la table ne soit dressée. Le jeu se joue en quatre actes, dans quatre lieux qui s’ouvrent un à un sous la baguette du Maître du Jeu — Sir Amaury, mari de Chloé, maître du Domaine, et chef d’orchestre discret de cette comédie tragique.</w:t>
+        <w:t xml:space="preserve">Très chers lecteurs, le Domaine des Beuhaies vous accueille pour une soirée comme on n’en donne plus guère : un meurtre élégant, quinze convives bien nés (la victime comprise), une enquêtrice à la plume affûtée, et une heure — pas une de plus — pour démêler les fils avant que la table ne soit dressée. Le jeu se joue en quatre actes, dans quatre lieux qui s’ouvrent un à un sous la baguette du Maître du Jeu — Sir Amaury, mari de Chloé, maître du Domaine, et chef d’orchestre discret de cette comédie tragique.</w:t>
       </w:r>
     </w:p>
     <w:p>
@@ -186,7 +186,7 @@
           <w:b/>
           <w:bCs/>
         </w:rPr>
-        <w:t xml:space="preserve">Lady Léa de Pavy (Léa) — romancière à la plume mordante, tenait son atelier d’écriture dans la dépendance du Domaine, et arrondissait ses fins de mois par quelques chantages discrets — l’art du silence se monnayait fort bien chez elle.</w:t>
+        <w:t xml:space="preserve">Lady Léa de Pavy (Léa) — romancière à la plume mordante, tenait son atelier d’écriture dans la dépendance du Domaine, et arrondissait ses fins de mois par quelques chantages discrets — l’art du silence se monnayait fort bien chez elle. Elle régnait aussi sur un petit cercle d’artistes — une muse, un protégé — qu’elle tenait autant qu’elle aimait.</w:t>
       </w:r>
       <w:r>
         <w:t xml:space="preserve"/>
@@ -203,7 +203,7 @@
           <w:bCs/>
           <w:color w:val="795548"/>
         </w:rPr>
-        <w:t>Les suspects (6)</w:t>
+        <w:t xml:space="preserve">Les suspects (7)</w:t>
       </w:r>
     </w:p>
     <w:p>
@@ -313,10 +313,26 @@
           <w:b/>
           <w:bCs/>
         </w:rPr>
-        <w:t>Lord Nicolas de Picolas</w:t>
-      </w:r>
-      <w:r>
-        <w:t xml:space="preserve"> (Nicolas) — polémiste, alias M. Plumeau.</w:t>
+        <w:t xml:space="preserve">Monsieur Baptiste André (Baptiste) — caricaturiste, secrètement « M. Plumeau ». Suspect : la fiole est trouvée sur lui.</w:t>
+      </w:r>
+      <w:r>
+        <w:t xml:space="preserve"/>
+      </w:r>
+    </w:p>
+    <w:p>
+      <w:pPr>
+        <w:spacing w:before="60" w:after="60" w:line="300" w:lineRule="auto"/>
+        <w:jc w:val="both"/>
+      </w:pPr>
+      <w:r>
+        <w:rPr>
+          <w:b/>
+          <w:bCs/>
+        </w:rPr>
+        <w:t xml:space="preserve">Maître Emilien Collin-Stanislas (Emilien) — notaire de la famille. Suspect rationnel : mobile énorme, alibi creux.</w:t>
+      </w:r>
+      <w:r>
+        <w:t xml:space="preserve"/>
       </w:r>
     </w:p>
     <w:p>
@@ -330,7 +346,7 @@
           <w:bCs/>
           <w:color w:val="795548"/>
         </w:rPr>
-        <w:t>Les témoins (6)</w:t>
+        <w:t xml:space="preserve">Les témoins (7)</w:t>
       </w:r>
     </w:p>
     <w:p>
@@ -366,10 +382,10 @@
           <w:b/>
           <w:bCs/>
         </w:rPr>
-        <w:t>Lady Romanette de Burlesque</w:t>
-      </w:r>
-      <w:r>
-        <w:t xml:space="preserve"> (Romanette) — lectrice, fiancée secrète de Nicolas.</w:t>
+        <w:t xml:space="preserve">Mademoiselle Maëlys Bouchard (Maëlys) — demoiselle effacée, invitée de Chloé. Observatrice clé de la soirée.</w:t>
+      </w:r>
+      <w:r>
+        <w:t xml:space="preserve"/>
       </w:r>
     </w:p>
     <w:p>
@@ -434,6 +450,22 @@
       </w:r>
       <w:r>
         <w:t xml:space="preserve"> (Victoria) — amie loyale de Chloé, découvre le corps.</w:t>
+      </w:r>
+    </w:p>
+    <w:p>
+      <w:pPr>
+        <w:spacing w:before="60" w:after="60" w:line="300" w:lineRule="auto"/>
+        <w:jc w:val="both"/>
+      </w:pPr>
+      <w:r>
+        <w:rPr>
+          <w:b/>
+          <w:bCs/>
+        </w:rPr>
+        <w:t xml:space="preserve">Mademoiselle Lisa Lepra (Lisa) — cantatrice, ancienne muse et ex-amante de Léa. Suspecte de caractère (fausse piste).</w:t>
+      </w:r>
+      <w:r>
+        <w:t xml:space="preserve"/>
       </w:r>
     </w:p>
     <w:sectPr>

--- a/Decoupe/00_Sommaire_et_intro.docx
+++ b/Decoupe/00_Sommaire_et_intro.docx
@@ -321,22 +321,6 @@
     </w:p>
     <w:p>
       <w:pPr>
-        <w:spacing w:before="60" w:after="60" w:line="300" w:lineRule="auto"/>
-        <w:jc w:val="both"/>
-      </w:pPr>
-      <w:r>
-        <w:rPr>
-          <w:b/>
-          <w:bCs/>
-        </w:rPr>
-        <w:t xml:space="preserve">Maître Emilien Collin-Stanislas (Emilien) — notaire de la famille. Suspect rationnel : mobile énorme, alibi creux.</w:t>
-      </w:r>
-      <w:r>
-        <w:t xml:space="preserve"/>
-      </w:r>
-    </w:p>
-    <w:p>
-      <w:pPr>
         <w:pStyle w:val="Titre3"/>
         <w:spacing w:before="200" w:after="100"/>
       </w:pPr>
@@ -463,6 +447,38 @@
           <w:bCs/>
         </w:rPr>
         <w:t xml:space="preserve">Mademoiselle Lisa Lepra (Lisa) — cantatrice, ancienne muse et ex-amante de Léa. Suspecte de caractère (fausse piste).</w:t>
+      </w:r>
+      <w:r>
+        <w:t xml:space="preserve"/>
+      </w:r>
+    </w:p>
+    <w:p>
+      <w:pPr>
+        <w:spacing w:before="60" w:after="60" w:line="300" w:lineRule="auto"/>
+        <w:jc w:val="both"/>
+      </w:pPr>
+      <w:r>
+        <w:rPr>
+          <w:b/>
+          <w:bCs/>
+        </w:rPr>
+        <w:t xml:space="preserve">Comte Lorenzo Pariset (Lorenzo) — amateur d’art italien, mécène. Mari de Lola.</w:t>
+      </w:r>
+      <w:r>
+        <w:t xml:space="preserve"/>
+      </w:r>
+    </w:p>
+    <w:p>
+      <w:pPr>
+        <w:spacing w:before="60" w:after="60" w:line="300" w:lineRule="auto"/>
+        <w:jc w:val="both"/>
+      </w:pPr>
+      <w:r>
+        <w:rPr>
+          <w:b/>
+          <w:bCs/>
+        </w:rPr>
+        <w:t xml:space="preserve">Comtesse Lola Pariset, née Bastien (Lola) — héritière française. Épouse de Lorenzo. Amie distante de Léa.</w:t>
       </w:r>
       <w:r>
         <w:t xml:space="preserve"/>
